--- a/templates/working/Соглашение_о_расторжении.docx
+++ b/templates/working/Соглашение_о_расторжении.docx
@@ -1,6 +1,6 @@
 
 <file path=word/document.xml><?xml version="1.0" encoding="utf-8"?>
-<w:document xmlns:wpc="http://schemas.microsoft.com/office/word/2010/wordprocessingCanvas" xmlns:cx="http://schemas.microsoft.com/office/drawing/2014/chartex" xmlns:cx1="http://schemas.microsoft.com/office/drawing/2015/9/8/chartex" xmlns:cx2="http://schemas.microsoft.com/office/drawing/2015/10/21/chartex" xmlns:cx3="http://schemas.microsoft.com/office/drawing/2016/5/9/chartex" xmlns:cx4="http://schemas.microsoft.com/office/drawing/2016/5/10/chartex" xmlns:cx5="http://schemas.microsoft.com/office/drawing/2016/5/11/chartex" xmlns:cx6="http://schemas.microsoft.com/office/drawing/2016/5/12/chartex" xmlns:cx7="http://schemas.microsoft.com/office/drawing/2016/5/13/chartex" xmlns:cx8="http://schemas.microsoft.com/office/drawing/2016/5/14/chartex" xmlns:mc="http://schemas.openxmlformats.org/markup-compatibility/2006" xmlns:aink="http://schemas.microsoft.com/office/drawing/2016/ink" xmlns:am3d="http://schemas.microsoft.com/office/drawing/2017/model3d" xmlns:o="urn:schemas-microsoft-com:office:office" xmlns:oel="http://schemas.microsoft.com/office/2019/extlst" xmlns:r="http://schemas.openxmlformats.org/officeDocument/2006/relationships" xmlns:m="http://schemas.openxmlformats.org/officeDocument/2006/math" xmlns:v="urn:schemas-microsoft-com:vml" xmlns:wp14="http://schemas.microsoft.com/office/word/2010/wordprocessingDrawing" xmlns:wp="http://schemas.openxmlformats.org/drawingml/2006/wordprocessingDrawing" xmlns:w10="urn:schemas-microsoft-com:office:word" xmlns:w="http://schemas.openxmlformats.org/wordprocessingml/2006/main" xmlns:w14="http://schemas.microsoft.com/office/word/2010/wordml" xmlns:w15="http://schemas.microsoft.com/office/word/2012/wordml" xmlns:w16cex="http://schemas.microsoft.com/office/word/2018/wordml/cex" xmlns:w16cid="http://schemas.microsoft.com/office/word/2016/wordml/cid" xmlns:w16="http://schemas.microsoft.com/office/word/2018/wordml" xmlns:w16du="http://schemas.microsoft.com/office/word/2023/wordml/word16du" xmlns:w16sdtdh="http://schemas.microsoft.com/office/word/2020/wordml/sdtdatahash" xmlns:w16sdtfl="http://schemas.microsoft.com/office/word/2024/wordml/sdtformatlock" xmlns:w16se="http://schemas.microsoft.com/office/word/2015/wordml/symex" xmlns:wpg="http://schemas.microsoft.com/office/word/2010/wordprocessingGroup" xmlns:wpi="http://schemas.microsoft.com/office/word/2010/wordprocessingInk" xmlns:wne="http://schemas.microsoft.com/office/word/2006/wordml" xmlns:wps="http://schemas.microsoft.com/office/word/2010/wordprocessingShape" mc:Ignorable="w14 w15 w16se w16cid w16 w16cex w16sdtdh w16sdtfl w16du wp14">
+<w:document xmlns:wpc="http://schemas.microsoft.com/office/word/2010/wordprocessingCanvas" xmlns:cx="http://schemas.microsoft.com/office/drawing/2014/chartex" xmlns:cx1="http://schemas.microsoft.com/office/drawing/2015/9/8/chartex" xmlns:cx2="http://schemas.microsoft.com/office/drawing/2015/10/21/chartex" xmlns:cx3="http://schemas.microsoft.com/office/drawing/2016/5/9/chartex" xmlns:cx4="http://schemas.microsoft.com/office/drawing/2016/5/10/chartex" xmlns:cx5="http://schemas.microsoft.com/office/drawing/2016/5/11/chartex" xmlns:cx6="http://schemas.microsoft.com/office/drawing/2016/5/12/chartex" xmlns:cx7="http://schemas.microsoft.com/office/drawing/2016/5/13/chartex" xmlns:cx8="http://schemas.microsoft.com/office/drawing/2016/5/14/chartex" xmlns:mc="http://schemas.openxmlformats.org/markup-compatibility/2006" xmlns:aink="http://schemas.microsoft.com/office/drawing/2016/ink" xmlns:am3d="http://schemas.microsoft.com/office/drawing/2017/model3d" xmlns:o="urn:schemas-microsoft-com:office:office" xmlns:r="http://schemas.openxmlformats.org/officeDocument/2006/relationships" xmlns:m="http://schemas.openxmlformats.org/officeDocument/2006/math" xmlns:v="urn:schemas-microsoft-com:vml" xmlns:wp14="http://schemas.microsoft.com/office/word/2010/wordprocessingDrawing" xmlns:wp="http://schemas.openxmlformats.org/drawingml/2006/wordprocessingDrawing" xmlns:w10="urn:schemas-microsoft-com:office:word" xmlns:w="http://schemas.openxmlformats.org/wordprocessingml/2006/main" xmlns:w14="http://schemas.microsoft.com/office/word/2010/wordml" xmlns:w15="http://schemas.microsoft.com/office/word/2012/wordml" xmlns:w16cex="http://schemas.microsoft.com/office/word/2018/wordml/cex" xmlns:w16cid="http://schemas.microsoft.com/office/word/2016/wordml/cid" xmlns:w16="http://schemas.microsoft.com/office/word/2018/wordml" xmlns:w16sdtdh="http://schemas.microsoft.com/office/word/2020/wordml/sdtdatahash" xmlns:w16se="http://schemas.microsoft.com/office/word/2015/wordml/symex" xmlns:wpg="http://schemas.microsoft.com/office/word/2010/wordprocessingGroup" xmlns:wpi="http://schemas.microsoft.com/office/word/2010/wordprocessingInk" xmlns:wne="http://schemas.microsoft.com/office/word/2006/wordml" xmlns:wps="http://schemas.microsoft.com/office/word/2010/wordprocessingShape" mc:Ignorable="w14 w15 w16se w16cid w16 w16cex w16sdtdh wp14">
   <w:body>
     <w:p>
       <w:pPr>
@@ -116,49 +116,72 @@
         </w:rPr>
         <w:t>Общество с ограниченной ответственностью «</w:t>
       </w:r>
+      <w:r>
+        <w:rPr>
+          <w:szCs w:val="22"/>
+          <w:lang w:val="ru-RU"/>
+        </w:rPr>
+        <w:t>ГермесГарант</w:t>
+      </w:r>
+      <w:r>
+        <w:rPr>
+          <w:szCs w:val="22"/>
+          <w:lang w:val="ru-RU"/>
+        </w:rPr>
+        <w:t xml:space="preserve">», в лице директора Турко Ольги Ростиславовны, действующего на основании </w:t>
+      </w:r>
+      <w:r>
+        <w:rPr>
+          <w:szCs w:val="22"/>
+          <w:lang w:val="ru-RU"/>
+        </w:rPr>
+        <w:t>Устава</w:t>
+      </w:r>
+      <w:r>
+        <w:rPr>
+          <w:szCs w:val="22"/>
+          <w:lang w:val="ru-RU"/>
+        </w:rPr>
+        <w:t xml:space="preserve">, именуемое в </w:t>
+      </w:r>
+      <w:r>
+        <w:rPr>
+          <w:szCs w:val="22"/>
+          <w:lang w:val="ru-RU"/>
+        </w:rPr>
+        <w:t>дальнейшем «Исполнитель» и</w:t>
+      </w:r>
+      <w:r>
+        <w:rPr>
+          <w:szCs w:val="22"/>
+          <w:lang w:val="ru-RU"/>
+        </w:rPr>
+        <w:t xml:space="preserve"> </w:t>
+      </w:r>
+      <w:r>
+        <w:rPr>
+          <w:szCs w:val="22"/>
+          <w:lang w:val="ru-RU"/>
+        </w:rPr>
+        <w:t>{{</w:t>
+      </w:r>
       <w:proofErr w:type="spellStart"/>
-      <w:r>
-        <w:rPr>
-          <w:szCs w:val="22"/>
-          <w:lang w:val="ru-RU"/>
-        </w:rPr>
-        <w:t>ГермесГарант</w:t>
+      <w:proofErr w:type="gramStart"/>
+      <w:r>
+        <w:rPr>
+          <w:szCs w:val="22"/>
+          <w:lang w:val="ru-RU"/>
+        </w:rPr>
+        <w:t>seller.fullName</w:t>
       </w:r>
       <w:proofErr w:type="spellEnd"/>
-      <w:r>
-        <w:rPr>
-          <w:szCs w:val="22"/>
-          <w:lang w:val="ru-RU"/>
-        </w:rPr>
-        <w:t xml:space="preserve">», в лице директора Турко Ольги Ростиславовны, действующего на основании </w:t>
-      </w:r>
-      <w:r>
-        <w:rPr>
-          <w:szCs w:val="22"/>
-          <w:lang w:val="ru-RU"/>
-        </w:rPr>
-        <w:t>Устава</w:t>
-      </w:r>
-      <w:r>
-        <w:rPr>
-          <w:szCs w:val="22"/>
-          <w:lang w:val="ru-RU"/>
-        </w:rPr>
-        <w:t>, именуемое в дальнейшем  «Исполнитель»  и</w:t>
-      </w:r>
-      <w:r>
-        <w:rPr>
-          <w:szCs w:val="22"/>
-          <w:lang w:val="ru-RU"/>
-        </w:rPr>
-        <w:t xml:space="preserve">{{seller.fullName}}</w:t>
-      </w:r>
-      <w:r>
-        <w:rPr>
-          <w:szCs w:val="22"/>
-          <w:lang w:val="ru-RU"/>
-        </w:rPr>
-        <w:t/>
+      <w:proofErr w:type="gramEnd"/>
+      <w:r>
+        <w:rPr>
+          <w:szCs w:val="22"/>
+          <w:lang w:val="ru-RU"/>
+        </w:rPr>
+        <w:t>}}</w:t>
       </w:r>
       <w:r>
         <w:rPr>
@@ -210,14 +233,7 @@
           <w:szCs w:val="22"/>
           <w:lang w:val="ru-RU"/>
         </w:rPr>
-        <w:t>{{deal.contractNumber}}/</w:t>
-      </w:r>
-      <w:r>
-        <w:rPr>
-          <w:szCs w:val="22"/>
-          <w:lang w:val="ru-RU"/>
-        </w:rPr>
-        <w:t/>
+        <w:t>{{deal.contractNumber}}</w:t>
       </w:r>
       <w:r>
         <w:rPr>
@@ -319,19 +335,11 @@
           <w:lang w:val="ru-RU"/>
         </w:rPr>
       </w:pPr>
-      <w:proofErr w:type="gramStart"/>
-      <w:r>
-        <w:rPr>
-          <w:lang w:val="ru-RU"/>
-        </w:rPr>
-        <w:t>Исполнитель:_</w:t>
-      </w:r>
-      <w:proofErr w:type="gramEnd"/>
-      <w:r>
-        <w:rPr>
-          <w:lang w:val="ru-RU"/>
-        </w:rPr>
-        <w:t>___________ /</w:t>
+      <w:r>
+        <w:rPr>
+          <w:lang w:val="ru-RU"/>
+        </w:rPr>
+        <w:t>Исполнитель:____________ /</w:t>
       </w:r>
       <w:proofErr w:type="spellStart"/>
       <w:r>
@@ -345,21 +353,43 @@
         <w:rPr>
           <w:lang w:val="ru-RU"/>
         </w:rPr>
-        <w:t xml:space="preserve">/          </w:t>
-      </w:r>
-      <w:proofErr w:type="gramStart"/>
-      <w:r>
-        <w:rPr>
-          <w:lang w:val="ru-RU"/>
-        </w:rPr>
-        <w:t>Потребитель:  _</w:t>
-      </w:r>
-      <w:proofErr w:type="gramEnd"/>
-      <w:r>
-        <w:rPr>
-          <w:lang w:val="ru-RU"/>
-        </w:rPr>
-        <w:t>____________ /____________________/</w:t>
+        <w:t>/          Потребитель:  _____________ /</w:t>
+      </w:r>
+      <w:r>
+        <w:rPr>
+          <w:szCs w:val="22"/>
+          <w:lang w:val="ru-RU"/>
+        </w:rPr>
+        <w:t>{{</w:t>
+      </w:r>
+      <w:proofErr w:type="spellStart"/>
+      <w:r>
+        <w:rPr>
+          <w:szCs w:val="22"/>
+          <w:lang w:val="ru-RU"/>
+        </w:rPr>
+        <w:t>seller.</w:t>
+      </w:r>
+      <w:r>
+        <w:rPr>
+          <w:szCs w:val="22"/>
+          <w:lang w:val="ru-RU"/>
+        </w:rPr>
+        <w:t>initials</w:t>
+      </w:r>
+      <w:proofErr w:type="spellEnd"/>
+      <w:r>
+        <w:rPr>
+          <w:szCs w:val="22"/>
+          <w:lang w:val="ru-RU"/>
+        </w:rPr>
+        <w:t>}}</w:t>
+      </w:r>
+      <w:r>
+        <w:rPr>
+          <w:lang w:val="ru-RU"/>
+        </w:rPr>
+        <w:t>/</w:t>
       </w:r>
     </w:p>
     <w:p>
@@ -432,7 +462,7 @@
 </file>
 
 <file path=word/numbering.xml><?xml version="1.0" encoding="utf-8"?>
-<w:numbering xmlns:wpc="http://schemas.microsoft.com/office/word/2010/wordprocessingCanvas" xmlns:cx="http://schemas.microsoft.com/office/drawing/2014/chartex" xmlns:cx1="http://schemas.microsoft.com/office/drawing/2015/9/8/chartex" xmlns:cx2="http://schemas.microsoft.com/office/drawing/2015/10/21/chartex" xmlns:cx3="http://schemas.microsoft.com/office/drawing/2016/5/9/chartex" xmlns:cx4="http://schemas.microsoft.com/office/drawing/2016/5/10/chartex" xmlns:cx5="http://schemas.microsoft.com/office/drawing/2016/5/11/chartex" xmlns:cx6="http://schemas.microsoft.com/office/drawing/2016/5/12/chartex" xmlns:cx7="http://schemas.microsoft.com/office/drawing/2016/5/13/chartex" xmlns:cx8="http://schemas.microsoft.com/office/drawing/2016/5/14/chartex" xmlns:mc="http://schemas.openxmlformats.org/markup-compatibility/2006" xmlns:aink="http://schemas.microsoft.com/office/drawing/2016/ink" xmlns:am3d="http://schemas.microsoft.com/office/drawing/2017/model3d" xmlns:o="urn:schemas-microsoft-com:office:office" xmlns:oel="http://schemas.microsoft.com/office/2019/extlst" xmlns:r="http://schemas.openxmlformats.org/officeDocument/2006/relationships" xmlns:m="http://schemas.openxmlformats.org/officeDocument/2006/math" xmlns:v="urn:schemas-microsoft-com:vml" xmlns:wp14="http://schemas.microsoft.com/office/word/2010/wordprocessingDrawing" xmlns:wp="http://schemas.openxmlformats.org/drawingml/2006/wordprocessingDrawing" xmlns:w10="urn:schemas-microsoft-com:office:word" xmlns:w="http://schemas.openxmlformats.org/wordprocessingml/2006/main" xmlns:w14="http://schemas.microsoft.com/office/word/2010/wordml" xmlns:w15="http://schemas.microsoft.com/office/word/2012/wordml" xmlns:w16cex="http://schemas.microsoft.com/office/word/2018/wordml/cex" xmlns:w16cid="http://schemas.microsoft.com/office/word/2016/wordml/cid" xmlns:w16="http://schemas.microsoft.com/office/word/2018/wordml" xmlns:w16du="http://schemas.microsoft.com/office/word/2023/wordml/word16du" xmlns:w16sdtdh="http://schemas.microsoft.com/office/word/2020/wordml/sdtdatahash" xmlns:w16sdtfl="http://schemas.microsoft.com/office/word/2024/wordml/sdtformatlock" xmlns:w16se="http://schemas.microsoft.com/office/word/2015/wordml/symex" xmlns:wpg="http://schemas.microsoft.com/office/word/2010/wordprocessingGroup" xmlns:wpi="http://schemas.microsoft.com/office/word/2010/wordprocessingInk" xmlns:wne="http://schemas.microsoft.com/office/word/2006/wordml" xmlns:wps="http://schemas.microsoft.com/office/word/2010/wordprocessingShape" mc:Ignorable="w14 w15 w16se w16cid w16 w16cex w16sdtdh w16sdtfl w16du wp14">
+<w:numbering xmlns:wpc="http://schemas.microsoft.com/office/word/2010/wordprocessingCanvas" xmlns:cx="http://schemas.microsoft.com/office/drawing/2014/chartex" xmlns:cx1="http://schemas.microsoft.com/office/drawing/2015/9/8/chartex" xmlns:cx2="http://schemas.microsoft.com/office/drawing/2015/10/21/chartex" xmlns:cx3="http://schemas.microsoft.com/office/drawing/2016/5/9/chartex" xmlns:cx4="http://schemas.microsoft.com/office/drawing/2016/5/10/chartex" xmlns:cx5="http://schemas.microsoft.com/office/drawing/2016/5/11/chartex" xmlns:cx6="http://schemas.microsoft.com/office/drawing/2016/5/12/chartex" xmlns:cx7="http://schemas.microsoft.com/office/drawing/2016/5/13/chartex" xmlns:cx8="http://schemas.microsoft.com/office/drawing/2016/5/14/chartex" xmlns:mc="http://schemas.openxmlformats.org/markup-compatibility/2006" xmlns:aink="http://schemas.microsoft.com/office/drawing/2016/ink" xmlns:am3d="http://schemas.microsoft.com/office/drawing/2017/model3d" xmlns:o="urn:schemas-microsoft-com:office:office" xmlns:r="http://schemas.openxmlformats.org/officeDocument/2006/relationships" xmlns:m="http://schemas.openxmlformats.org/officeDocument/2006/math" xmlns:v="urn:schemas-microsoft-com:vml" xmlns:wp14="http://schemas.microsoft.com/office/word/2010/wordprocessingDrawing" xmlns:wp="http://schemas.openxmlformats.org/drawingml/2006/wordprocessingDrawing" xmlns:w10="urn:schemas-microsoft-com:office:word" xmlns:w="http://schemas.openxmlformats.org/wordprocessingml/2006/main" xmlns:w14="http://schemas.microsoft.com/office/word/2010/wordml" xmlns:w15="http://schemas.microsoft.com/office/word/2012/wordml" xmlns:w16cex="http://schemas.microsoft.com/office/word/2018/wordml/cex" xmlns:w16cid="http://schemas.microsoft.com/office/word/2016/wordml/cid" xmlns:w16="http://schemas.microsoft.com/office/word/2018/wordml" xmlns:w16sdtdh="http://schemas.microsoft.com/office/word/2020/wordml/sdtdatahash" xmlns:w16se="http://schemas.microsoft.com/office/word/2015/wordml/symex" xmlns:wpg="http://schemas.microsoft.com/office/word/2010/wordprocessingGroup" xmlns:wpi="http://schemas.microsoft.com/office/word/2010/wordprocessingInk" xmlns:wne="http://schemas.microsoft.com/office/word/2006/wordml" xmlns:wps="http://schemas.microsoft.com/office/word/2010/wordprocessingShape" mc:Ignorable="w14 w15 w16se w16cid w16 w16cex w16sdtdh wp14">
   <w:abstractNum w:abstractNumId="0" w15:restartNumberingAfterBreak="0">
     <w:nsid w:val="68AB2F0F"/>
     <w:multiLevelType w:val="singleLevel"/>
@@ -453,14 +483,14 @@
       </w:rPr>
     </w:lvl>
   </w:abstractNum>
-  <w:num w:numId="1" w16cid:durableId="1808278156">
+  <w:num w:numId="1">
     <w:abstractNumId w:val="0"/>
   </w:num>
 </w:numbering>
 </file>
 
 <file path=word/styles.xml><?xml version="1.0" encoding="utf-8"?>
-<w:styles xmlns:mc="http://schemas.openxmlformats.org/markup-compatibility/2006" xmlns:r="http://schemas.openxmlformats.org/officeDocument/2006/relationships" xmlns:w="http://schemas.openxmlformats.org/wordprocessingml/2006/main" xmlns:w14="http://schemas.microsoft.com/office/word/2010/wordml" xmlns:w15="http://schemas.microsoft.com/office/word/2012/wordml" xmlns:w16cex="http://schemas.microsoft.com/office/word/2018/wordml/cex" xmlns:w16cid="http://schemas.microsoft.com/office/word/2016/wordml/cid" xmlns:w16="http://schemas.microsoft.com/office/word/2018/wordml" xmlns:w16du="http://schemas.microsoft.com/office/word/2023/wordml/word16du" xmlns:w16sdtdh="http://schemas.microsoft.com/office/word/2020/wordml/sdtdatahash" xmlns:w16sdtfl="http://schemas.microsoft.com/office/word/2024/wordml/sdtformatlock" xmlns:w16se="http://schemas.microsoft.com/office/word/2015/wordml/symex" mc:Ignorable="w14 w15 w16se w16cid w16 w16cex w16sdtdh w16sdtfl w16du">
+<w:styles xmlns:mc="http://schemas.openxmlformats.org/markup-compatibility/2006" xmlns:r="http://schemas.openxmlformats.org/officeDocument/2006/relationships" xmlns:w="http://schemas.openxmlformats.org/wordprocessingml/2006/main" xmlns:w14="http://schemas.microsoft.com/office/word/2010/wordml" xmlns:w15="http://schemas.microsoft.com/office/word/2012/wordml" xmlns:w16cex="http://schemas.microsoft.com/office/word/2018/wordml/cex" xmlns:w16cid="http://schemas.microsoft.com/office/word/2016/wordml/cid" xmlns:w16="http://schemas.microsoft.com/office/word/2018/wordml" xmlns:w16sdtdh="http://schemas.microsoft.com/office/word/2020/wordml/sdtdatahash" xmlns:w16se="http://schemas.microsoft.com/office/word/2015/wordml/symex" mc:Ignorable="w14 w15 w16se w16cid w16 w16cex w16sdtdh">
   <w:docDefaults>
     <w:rPrDefault>
       <w:rPr>

--- a/templates/working/Соглашение_о_расторжении.docx
+++ b/templates/working/Соглашение_о_расторжении.docx
@@ -1,6 +1,6 @@
 
 <file path=word/document.xml><?xml version="1.0" encoding="utf-8"?>
-<w:document xmlns:wpc="http://schemas.microsoft.com/office/word/2010/wordprocessingCanvas" xmlns:cx="http://schemas.microsoft.com/office/drawing/2014/chartex" xmlns:cx1="http://schemas.microsoft.com/office/drawing/2015/9/8/chartex" xmlns:cx2="http://schemas.microsoft.com/office/drawing/2015/10/21/chartex" xmlns:cx3="http://schemas.microsoft.com/office/drawing/2016/5/9/chartex" xmlns:cx4="http://schemas.microsoft.com/office/drawing/2016/5/10/chartex" xmlns:cx5="http://schemas.microsoft.com/office/drawing/2016/5/11/chartex" xmlns:cx6="http://schemas.microsoft.com/office/drawing/2016/5/12/chartex" xmlns:cx7="http://schemas.microsoft.com/office/drawing/2016/5/13/chartex" xmlns:cx8="http://schemas.microsoft.com/office/drawing/2016/5/14/chartex" xmlns:mc="http://schemas.openxmlformats.org/markup-compatibility/2006" xmlns:aink="http://schemas.microsoft.com/office/drawing/2016/ink" xmlns:am3d="http://schemas.microsoft.com/office/drawing/2017/model3d" xmlns:o="urn:schemas-microsoft-com:office:office" xmlns:r="http://schemas.openxmlformats.org/officeDocument/2006/relationships" xmlns:m="http://schemas.openxmlformats.org/officeDocument/2006/math" xmlns:v="urn:schemas-microsoft-com:vml" xmlns:wp14="http://schemas.microsoft.com/office/word/2010/wordprocessingDrawing" xmlns:wp="http://schemas.openxmlformats.org/drawingml/2006/wordprocessingDrawing" xmlns:w10="urn:schemas-microsoft-com:office:word" xmlns:w="http://schemas.openxmlformats.org/wordprocessingml/2006/main" xmlns:w14="http://schemas.microsoft.com/office/word/2010/wordml" xmlns:w15="http://schemas.microsoft.com/office/word/2012/wordml" xmlns:w16cex="http://schemas.microsoft.com/office/word/2018/wordml/cex" xmlns:w16cid="http://schemas.microsoft.com/office/word/2016/wordml/cid" xmlns:w16="http://schemas.microsoft.com/office/word/2018/wordml" xmlns:w16sdtdh="http://schemas.microsoft.com/office/word/2020/wordml/sdtdatahash" xmlns:w16se="http://schemas.microsoft.com/office/word/2015/wordml/symex" xmlns:wpg="http://schemas.microsoft.com/office/word/2010/wordprocessingGroup" xmlns:wpi="http://schemas.microsoft.com/office/word/2010/wordprocessingInk" xmlns:wne="http://schemas.microsoft.com/office/word/2006/wordml" xmlns:wps="http://schemas.microsoft.com/office/word/2010/wordprocessingShape" mc:Ignorable="w14 w15 w16se w16cid w16 w16cex w16sdtdh wp14">
+<w:document xmlns:wpc="http://schemas.microsoft.com/office/word/2010/wordprocessingCanvas" xmlns:cx="http://schemas.microsoft.com/office/drawing/2014/chartex" xmlns:cx1="http://schemas.microsoft.com/office/drawing/2015/9/8/chartex" xmlns:cx2="http://schemas.microsoft.com/office/drawing/2015/10/21/chartex" xmlns:cx3="http://schemas.microsoft.com/office/drawing/2016/5/9/chartex" xmlns:cx4="http://schemas.microsoft.com/office/drawing/2016/5/10/chartex" xmlns:cx5="http://schemas.microsoft.com/office/drawing/2016/5/11/chartex" xmlns:cx6="http://schemas.microsoft.com/office/drawing/2016/5/12/chartex" xmlns:cx7="http://schemas.microsoft.com/office/drawing/2016/5/13/chartex" xmlns:cx8="http://schemas.microsoft.com/office/drawing/2016/5/14/chartex" xmlns:mc="http://schemas.openxmlformats.org/markup-compatibility/2006" xmlns:aink="http://schemas.microsoft.com/office/drawing/2016/ink" xmlns:am3d="http://schemas.microsoft.com/office/drawing/2017/model3d" xmlns:o="urn:schemas-microsoft-com:office:office" xmlns:oel="http://schemas.microsoft.com/office/2019/extlst" xmlns:r="http://schemas.openxmlformats.org/officeDocument/2006/relationships" xmlns:m="http://schemas.openxmlformats.org/officeDocument/2006/math" xmlns:v="urn:schemas-microsoft-com:vml" xmlns:wp14="http://schemas.microsoft.com/office/word/2010/wordprocessingDrawing" xmlns:wp="http://schemas.openxmlformats.org/drawingml/2006/wordprocessingDrawing" xmlns:w10="urn:schemas-microsoft-com:office:word" xmlns:w="http://schemas.openxmlformats.org/wordprocessingml/2006/main" xmlns:w14="http://schemas.microsoft.com/office/word/2010/wordml" xmlns:w15="http://schemas.microsoft.com/office/word/2012/wordml" xmlns:w16cei="http://schemas.microsoft.com/office/word/2026/wordml/cei" xmlns:w16cex="http://schemas.microsoft.com/office/word/2018/wordml/cex" xmlns:w16cid="http://schemas.microsoft.com/office/word/2016/wordml/cid" xmlns:w16="http://schemas.microsoft.com/office/word/2018/wordml" xmlns:w16du="http://schemas.microsoft.com/office/word/2023/wordml/word16du" xmlns:w16sdtdh="http://schemas.microsoft.com/office/word/2020/wordml/sdtdatahash" xmlns:w16sdtfl="http://schemas.microsoft.com/office/word/2024/wordml/sdtformatlock" xmlns:w16se="http://schemas.microsoft.com/office/word/2015/wordml/symex" xmlns:wpg="http://schemas.microsoft.com/office/word/2010/wordprocessingGroup" xmlns:wpi="http://schemas.microsoft.com/office/word/2010/wordprocessingInk" xmlns:wne="http://schemas.microsoft.com/office/word/2006/wordml" xmlns:wps="http://schemas.microsoft.com/office/word/2010/wordprocessingShape" mc:Ignorable="w14 w15 w16se w16cid w16 w16cex w16sdtdh w16sdtfl w16du wp14">
   <w:body>
     <w:p>
       <w:pPr>
@@ -58,21 +58,7 @@
         <w:rPr>
           <w:lang w:val="ru-RU"/>
         </w:rPr>
-        <w:t xml:space="preserve">                                                                                                              </w:t>
-      </w:r>
-      <w:proofErr w:type="gramStart"/>
-      <w:r>
-        <w:rPr>
-          <w:lang w:val="ru-RU"/>
-        </w:rPr>
-        <w:t xml:space="preserve">   «</w:t>
-      </w:r>
-      <w:proofErr w:type="gramEnd"/>
-      <w:r>
-        <w:rPr>
-          <w:lang w:val="ru-RU"/>
-        </w:rPr>
-        <w:t>___» _______________ 20___ г.</w:t>
+        <w:t xml:space="preserve">                                                                                                                 «___» _______________ 20___ г.</w:t>
       </w:r>
     </w:p>
     <w:p>
@@ -160,51 +146,400 @@
       </w:r>
       <w:r>
         <w:rPr>
-          <w:szCs w:val="22"/>
+          <w:b/>
+          <w:bCs/>
+          <w:sz w:val="24"/>
+          <w:szCs w:val="24"/>
           <w:lang w:val="ru-RU"/>
         </w:rPr>
         <w:t>{{</w:t>
       </w:r>
-      <w:proofErr w:type="spellStart"/>
-      <w:proofErr w:type="gramStart"/>
-      <w:r>
-        <w:rPr>
-          <w:szCs w:val="22"/>
-          <w:lang w:val="ru-RU"/>
-        </w:rPr>
-        <w:t>seller.fullName</w:t>
-      </w:r>
-      <w:proofErr w:type="spellEnd"/>
-      <w:proofErr w:type="gramEnd"/>
-      <w:r>
-        <w:rPr>
-          <w:szCs w:val="22"/>
-          <w:lang w:val="ru-RU"/>
-        </w:rPr>
-        <w:t>}}</w:t>
-      </w:r>
-      <w:r>
-        <w:rPr>
-          <w:szCs w:val="22"/>
-          <w:lang w:val="ru-RU"/>
-        </w:rPr>
-        <w:t>,  именуемый(</w:t>
-      </w:r>
-      <w:proofErr w:type="spellStart"/>
-      <w:r>
-        <w:rPr>
-          <w:szCs w:val="22"/>
-          <w:lang w:val="ru-RU"/>
-        </w:rPr>
-        <w:t>ая</w:t>
-      </w:r>
-      <w:proofErr w:type="spellEnd"/>
-      <w:r>
-        <w:rPr>
-          <w:szCs w:val="22"/>
-          <w:lang w:val="ru-RU"/>
-        </w:rPr>
-        <w:t>) в дальнейшем  «Потребитель», совместно именуемые «Стороны», заключили настоящее соглашение о нижеследующем:</w:t>
+      <w:r>
+        <w:rPr>
+          <w:b/>
+          <w:bCs/>
+          <w:sz w:val="24"/>
+          <w:szCs w:val="24"/>
+        </w:rPr>
+        <w:t>owner</w:t>
+      </w:r>
+      <w:r>
+        <w:rPr>
+          <w:b/>
+          <w:bCs/>
+          <w:sz w:val="24"/>
+          <w:szCs w:val="24"/>
+          <w:lang w:val="ru-RU"/>
+        </w:rPr>
+        <w:t>1.</w:t>
+      </w:r>
+      <w:r>
+        <w:rPr>
+          <w:b/>
+          <w:bCs/>
+          <w:sz w:val="24"/>
+          <w:szCs w:val="24"/>
+        </w:rPr>
+        <w:t>fullName</w:t>
+      </w:r>
+      <w:r>
+        <w:rPr>
+          <w:b/>
+          <w:bCs/>
+          <w:sz w:val="24"/>
+          <w:szCs w:val="24"/>
+          <w:lang w:val="ru-RU"/>
+        </w:rPr>
+        <w:t>}}{{</w:t>
+      </w:r>
+      <w:r>
+        <w:rPr>
+          <w:b/>
+          <w:bCs/>
+          <w:sz w:val="24"/>
+          <w:szCs w:val="24"/>
+        </w:rPr>
+        <w:t>owner</w:t>
+      </w:r>
+      <w:r>
+        <w:rPr>
+          <w:b/>
+          <w:bCs/>
+          <w:sz w:val="24"/>
+          <w:szCs w:val="24"/>
+          <w:lang w:val="ru-RU"/>
+        </w:rPr>
+        <w:t>1.</w:t>
+      </w:r>
+      <w:r>
+        <w:rPr>
+          <w:b/>
+          <w:bCs/>
+          <w:sz w:val="24"/>
+          <w:szCs w:val="24"/>
+        </w:rPr>
+        <w:t>poaSuffix</w:t>
+      </w:r>
+      <w:r>
+        <w:rPr>
+          <w:b/>
+          <w:bCs/>
+          <w:sz w:val="24"/>
+          <w:szCs w:val="24"/>
+          <w:lang w:val="ru-RU"/>
+        </w:rPr>
+        <w:t>}}{{#</w:t>
+      </w:r>
+      <w:r>
+        <w:rPr>
+          <w:b/>
+          <w:bCs/>
+          <w:sz w:val="24"/>
+          <w:szCs w:val="24"/>
+        </w:rPr>
+        <w:t>owner</w:t>
+      </w:r>
+      <w:r>
+        <w:rPr>
+          <w:b/>
+          <w:bCs/>
+          <w:sz w:val="24"/>
+          <w:szCs w:val="24"/>
+          <w:lang w:val="ru-RU"/>
+        </w:rPr>
+        <w:t>2.</w:t>
+      </w:r>
+      <w:r>
+        <w:rPr>
+          <w:b/>
+          <w:bCs/>
+          <w:sz w:val="24"/>
+          <w:szCs w:val="24"/>
+        </w:rPr>
+        <w:t>fullName</w:t>
+      </w:r>
+      <w:r>
+        <w:rPr>
+          <w:b/>
+          <w:bCs/>
+          <w:sz w:val="24"/>
+          <w:szCs w:val="24"/>
+          <w:lang w:val="ru-RU"/>
+        </w:rPr>
+        <w:t>}}, {{</w:t>
+      </w:r>
+      <w:r>
+        <w:rPr>
+          <w:b/>
+          <w:bCs/>
+          <w:sz w:val="24"/>
+          <w:szCs w:val="24"/>
+        </w:rPr>
+        <w:t>owner</w:t>
+      </w:r>
+      <w:r>
+        <w:rPr>
+          <w:b/>
+          <w:bCs/>
+          <w:sz w:val="24"/>
+          <w:szCs w:val="24"/>
+          <w:lang w:val="ru-RU"/>
+        </w:rPr>
+        <w:t>2.</w:t>
+      </w:r>
+      <w:r>
+        <w:rPr>
+          <w:b/>
+          <w:bCs/>
+          <w:sz w:val="24"/>
+          <w:szCs w:val="24"/>
+        </w:rPr>
+        <w:t>fullName</w:t>
+      </w:r>
+      <w:r>
+        <w:rPr>
+          <w:b/>
+          <w:bCs/>
+          <w:sz w:val="24"/>
+          <w:szCs w:val="24"/>
+          <w:lang w:val="ru-RU"/>
+        </w:rPr>
+        <w:t>}}{{</w:t>
+      </w:r>
+      <w:r>
+        <w:rPr>
+          <w:b/>
+          <w:bCs/>
+          <w:sz w:val="24"/>
+          <w:szCs w:val="24"/>
+        </w:rPr>
+        <w:t>owner</w:t>
+      </w:r>
+      <w:r>
+        <w:rPr>
+          <w:b/>
+          <w:bCs/>
+          <w:sz w:val="24"/>
+          <w:szCs w:val="24"/>
+          <w:lang w:val="ru-RU"/>
+        </w:rPr>
+        <w:t>2.</w:t>
+      </w:r>
+      <w:r>
+        <w:rPr>
+          <w:b/>
+          <w:bCs/>
+          <w:sz w:val="24"/>
+          <w:szCs w:val="24"/>
+        </w:rPr>
+        <w:t>poaSuffix</w:t>
+      </w:r>
+      <w:r>
+        <w:rPr>
+          <w:b/>
+          <w:bCs/>
+          <w:sz w:val="24"/>
+          <w:szCs w:val="24"/>
+          <w:lang w:val="ru-RU"/>
+        </w:rPr>
+        <w:t>}}{{/</w:t>
+      </w:r>
+      <w:r>
+        <w:rPr>
+          <w:b/>
+          <w:bCs/>
+          <w:sz w:val="24"/>
+          <w:szCs w:val="24"/>
+        </w:rPr>
+        <w:t>owner</w:t>
+      </w:r>
+      <w:r>
+        <w:rPr>
+          <w:b/>
+          <w:bCs/>
+          <w:sz w:val="24"/>
+          <w:szCs w:val="24"/>
+          <w:lang w:val="ru-RU"/>
+        </w:rPr>
+        <w:t>2.</w:t>
+      </w:r>
+      <w:r>
+        <w:rPr>
+          <w:b/>
+          <w:bCs/>
+          <w:sz w:val="24"/>
+          <w:szCs w:val="24"/>
+        </w:rPr>
+        <w:t>fullName</w:t>
+      </w:r>
+      <w:r>
+        <w:rPr>
+          <w:b/>
+          <w:bCs/>
+          <w:sz w:val="24"/>
+          <w:szCs w:val="24"/>
+          <w:lang w:val="ru-RU"/>
+        </w:rPr>
+        <w:t>}}{{#</w:t>
+      </w:r>
+      <w:r>
+        <w:rPr>
+          <w:b/>
+          <w:bCs/>
+          <w:sz w:val="24"/>
+          <w:szCs w:val="24"/>
+        </w:rPr>
+        <w:t>owner</w:t>
+      </w:r>
+      <w:r>
+        <w:rPr>
+          <w:b/>
+          <w:bCs/>
+          <w:sz w:val="24"/>
+          <w:szCs w:val="24"/>
+          <w:lang w:val="ru-RU"/>
+        </w:rPr>
+        <w:t>3.</w:t>
+      </w:r>
+      <w:r>
+        <w:rPr>
+          <w:b/>
+          <w:bCs/>
+          <w:sz w:val="24"/>
+          <w:szCs w:val="24"/>
+        </w:rPr>
+        <w:t>fullName</w:t>
+      </w:r>
+      <w:r>
+        <w:rPr>
+          <w:b/>
+          <w:bCs/>
+          <w:sz w:val="24"/>
+          <w:szCs w:val="24"/>
+          <w:lang w:val="ru-RU"/>
+        </w:rPr>
+        <w:t>}}, {{</w:t>
+      </w:r>
+      <w:r>
+        <w:rPr>
+          <w:b/>
+          <w:bCs/>
+          <w:sz w:val="24"/>
+          <w:szCs w:val="24"/>
+        </w:rPr>
+        <w:t>owner</w:t>
+      </w:r>
+      <w:r>
+        <w:rPr>
+          <w:b/>
+          <w:bCs/>
+          <w:sz w:val="24"/>
+          <w:szCs w:val="24"/>
+          <w:lang w:val="ru-RU"/>
+        </w:rPr>
+        <w:t>3.</w:t>
+      </w:r>
+      <w:r>
+        <w:rPr>
+          <w:b/>
+          <w:bCs/>
+          <w:sz w:val="24"/>
+          <w:szCs w:val="24"/>
+        </w:rPr>
+        <w:t>fullName</w:t>
+      </w:r>
+      <w:r>
+        <w:rPr>
+          <w:b/>
+          <w:bCs/>
+          <w:sz w:val="24"/>
+          <w:szCs w:val="24"/>
+          <w:lang w:val="ru-RU"/>
+        </w:rPr>
+        <w:t>}}{{</w:t>
+      </w:r>
+      <w:r>
+        <w:rPr>
+          <w:b/>
+          <w:bCs/>
+          <w:sz w:val="24"/>
+          <w:szCs w:val="24"/>
+        </w:rPr>
+        <w:t>owner</w:t>
+      </w:r>
+      <w:r>
+        <w:rPr>
+          <w:b/>
+          <w:bCs/>
+          <w:sz w:val="24"/>
+          <w:szCs w:val="24"/>
+          <w:lang w:val="ru-RU"/>
+        </w:rPr>
+        <w:t>3.</w:t>
+      </w:r>
+      <w:r>
+        <w:rPr>
+          <w:b/>
+          <w:bCs/>
+          <w:sz w:val="24"/>
+          <w:szCs w:val="24"/>
+        </w:rPr>
+        <w:t>poaSuffix</w:t>
+      </w:r>
+      <w:r>
+        <w:rPr>
+          <w:b/>
+          <w:bCs/>
+          <w:sz w:val="24"/>
+          <w:szCs w:val="24"/>
+          <w:lang w:val="ru-RU"/>
+        </w:rPr>
+        <w:t>}}{{/</w:t>
+      </w:r>
+      <w:r>
+        <w:rPr>
+          <w:b/>
+          <w:bCs/>
+          <w:sz w:val="24"/>
+          <w:szCs w:val="24"/>
+        </w:rPr>
+        <w:t>owner</w:t>
+      </w:r>
+      <w:r>
+        <w:rPr>
+          <w:b/>
+          <w:bCs/>
+          <w:sz w:val="24"/>
+          <w:szCs w:val="24"/>
+          <w:lang w:val="ru-RU"/>
+        </w:rPr>
+        <w:t>3.</w:t>
+      </w:r>
+      <w:r>
+        <w:rPr>
+          <w:b/>
+          <w:bCs/>
+          <w:sz w:val="24"/>
+          <w:szCs w:val="24"/>
+        </w:rPr>
+        <w:t>fullName</w:t>
+      </w:r>
+      <w:r>
+        <w:rPr>
+          <w:b/>
+          <w:bCs/>
+          <w:sz w:val="24"/>
+          <w:szCs w:val="24"/>
+          <w:lang w:val="ru-RU"/>
+        </w:rPr>
+        <w:t>}},</w:t>
+      </w:r>
+      <w:r>
+        <w:rPr>
+          <w:szCs w:val="22"/>
+          <w:lang w:val="ru-RU"/>
+        </w:rPr>
+        <w:t xml:space="preserve">  именуемый(ая) в дальнейшем  «Потребитель», совместно именуемые «Стороны», заключили настоящее соглашение о нижеследующем:</w:t>
       </w:r>
     </w:p>
     <w:p>
@@ -299,7 +634,54 @@
           <w:szCs w:val="22"/>
           <w:lang w:val="ru-RU"/>
         </w:rPr>
-        <w:t>. Настоящее соглашение составлено в двух экземплярах, по одному для каждой из Сторон.</w:t>
+        <w:t xml:space="preserve">. Настоящее соглашение составлено в </w:t>
+      </w:r>
+      <w:r>
+        <w:rPr>
+          <w:szCs w:val="22"/>
+          <w:lang w:val="ru-RU"/>
+        </w:rPr>
+        <w:t>{{</w:t>
+      </w:r>
+      <w:r>
+        <w:rPr>
+          <w:szCs w:val="22"/>
+        </w:rPr>
+        <w:t>copies</w:t>
+      </w:r>
+      <w:r>
+        <w:rPr>
+          <w:szCs w:val="22"/>
+          <w:lang w:val="ru-RU"/>
+        </w:rPr>
+        <w:t>.</w:t>
+      </w:r>
+      <w:r>
+        <w:rPr>
+          <w:szCs w:val="22"/>
+        </w:rPr>
+        <w:t>count</w:t>
+      </w:r>
+      <w:r>
+        <w:rPr>
+          <w:szCs w:val="22"/>
+          <w:lang w:val="ru-RU"/>
+        </w:rPr>
+        <w:t>}}</w:t>
+      </w:r>
+      <w:r>
+        <w:rPr>
+          <w:szCs w:val="22"/>
+          <w:lang w:val="ru-RU"/>
+        </w:rPr>
+        <w:t xml:space="preserve"> </w:t>
+      </w:r>
+      <w:r>
+        <w:rPr>
+          <w:szCs w:val="22"/>
+          <w:lang w:val="ru-RU"/>
+        </w:rPr>
+        <w:t>экземплярах, по одному для каждой из Сторон.</w:t>
       </w:r>
     </w:p>
     <w:p>
@@ -327,71 +709,186 @@
     </w:p>
     <w:p>
       <w:pPr>
-        <w:tabs>
-          <w:tab w:val="left" w:pos="756"/>
-        </w:tabs>
+        <w:pStyle w:val="af4"/>
         <w:jc w:val="both"/>
         <w:rPr>
-          <w:lang w:val="ru-RU"/>
+          <w:rFonts w:ascii="Times New Roman" w:hAnsi="Times New Roman" w:cs="Times New Roman"/>
+          <w:sz w:val="24"/>
+          <w:szCs w:val="24"/>
         </w:rPr>
       </w:pPr>
-      <w:r>
-        <w:rPr>
-          <w:lang w:val="ru-RU"/>
-        </w:rPr>
-        <w:t>Исполнитель:____________ /</w:t>
-      </w:r>
-      <w:proofErr w:type="spellStart"/>
-      <w:r>
-        <w:rPr>
-          <w:lang w:val="ru-RU"/>
-        </w:rPr>
-        <w:t>О.Р.Турко</w:t>
-      </w:r>
-      <w:proofErr w:type="spellEnd"/>
-      <w:r>
-        <w:rPr>
-          <w:lang w:val="ru-RU"/>
-        </w:rPr>
-        <w:t>/          Потребитель:  _____________ /</w:t>
-      </w:r>
-      <w:r>
-        <w:rPr>
-          <w:szCs w:val="22"/>
-          <w:lang w:val="ru-RU"/>
-        </w:rPr>
-        <w:t>{{</w:t>
-      </w:r>
-      <w:proofErr w:type="spellStart"/>
-      <w:r>
-        <w:rPr>
-          <w:szCs w:val="22"/>
-          <w:lang w:val="ru-RU"/>
-        </w:rPr>
-        <w:t>seller.</w:t>
-      </w:r>
-      <w:r>
-        <w:rPr>
-          <w:szCs w:val="22"/>
-          <w:lang w:val="ru-RU"/>
-        </w:rPr>
-        <w:t>initials</w:t>
-      </w:r>
-      <w:proofErr w:type="spellEnd"/>
-      <w:r>
-        <w:rPr>
-          <w:szCs w:val="22"/>
-          <w:lang w:val="ru-RU"/>
-        </w:rPr>
-        <w:t>}}</w:t>
-      </w:r>
-      <w:r>
-        <w:rPr>
-          <w:lang w:val="ru-RU"/>
-        </w:rPr>
-        <w:t>/</w:t>
+      <w:bookmarkStart w:id="3" w:name="_Hlk236387057"/>
+      <w:bookmarkEnd w:id="0"/>
+      <w:r>
+        <w:rPr>
+          <w:rFonts w:ascii="Times New Roman" w:hAnsi="Times New Roman" w:cs="Times New Roman"/>
+          <w:sz w:val="24"/>
+          <w:szCs w:val="24"/>
+        </w:rPr>
+        <w:t>Потребитель _______________________/ {{owner1.signatoryInitials}}</w:t>
       </w:r>
     </w:p>
+    <w:p>
+      <w:pPr>
+        <w:pStyle w:val="af4"/>
+        <w:jc w:val="both"/>
+        <w:rPr>
+          <w:rFonts w:ascii="Times New Roman" w:hAnsi="Times New Roman" w:cs="Times New Roman"/>
+          <w:sz w:val="24"/>
+          <w:szCs w:val="24"/>
+        </w:rPr>
+      </w:pPr>
+      <w:r>
+        <w:rPr>
+          <w:rFonts w:ascii="Times New Roman" w:hAnsi="Times New Roman" w:cs="Times New Roman"/>
+          <w:sz w:val="24"/>
+          <w:szCs w:val="24"/>
+          <w:lang w:val="en-US"/>
+        </w:rPr>
+        <w:t>{</w:t>
+      </w:r>
+      <w:r>
+        <w:rPr>
+          <w:rFonts w:ascii="Times New Roman" w:hAnsi="Times New Roman" w:cs="Times New Roman"/>
+          <w:sz w:val="24"/>
+          <w:szCs w:val="24"/>
+        </w:rPr>
+        <w:t>{#owner2.fullName}</w:t>
+      </w:r>
+      <w:r>
+        <w:rPr>
+          <w:rFonts w:ascii="Times New Roman" w:hAnsi="Times New Roman" w:cs="Times New Roman"/>
+          <w:sz w:val="24"/>
+          <w:szCs w:val="24"/>
+        </w:rPr>
+        <w:t>}</w:t>
+      </w:r>
+    </w:p>
+    <w:p>
+      <w:pPr>
+        <w:pStyle w:val="af4"/>
+        <w:jc w:val="both"/>
+        <w:rPr>
+          <w:rFonts w:ascii="Times New Roman" w:hAnsi="Times New Roman" w:cs="Times New Roman"/>
+          <w:sz w:val="24"/>
+          <w:szCs w:val="24"/>
+        </w:rPr>
+      </w:pPr>
+      <w:r>
+        <w:rPr>
+          <w:rFonts w:ascii="Times New Roman" w:hAnsi="Times New Roman" w:cs="Times New Roman"/>
+          <w:sz w:val="24"/>
+          <w:szCs w:val="24"/>
+        </w:rPr>
+        <w:t>Потребитель _______________________/ {{owner2.signatoryInitials}}</w:t>
+      </w:r>
+    </w:p>
+    <w:p>
+      <w:pPr>
+        <w:pStyle w:val="af4"/>
+        <w:jc w:val="both"/>
+        <w:rPr>
+          <w:rFonts w:ascii="Times New Roman" w:hAnsi="Times New Roman" w:cs="Times New Roman"/>
+          <w:sz w:val="24"/>
+          <w:szCs w:val="24"/>
+        </w:rPr>
+      </w:pPr>
+      <w:r>
+        <w:rPr>
+          <w:rFonts w:ascii="Times New Roman" w:hAnsi="Times New Roman" w:cs="Times New Roman"/>
+          <w:sz w:val="24"/>
+          <w:szCs w:val="24"/>
+        </w:rPr>
+        <w:t>{</w:t>
+      </w:r>
+      <w:r>
+        <w:rPr>
+          <w:rFonts w:ascii="Times New Roman" w:hAnsi="Times New Roman" w:cs="Times New Roman"/>
+          <w:sz w:val="24"/>
+          <w:szCs w:val="24"/>
+        </w:rPr>
+        <w:t>{/owner2.fullName}</w:t>
+      </w:r>
+      <w:r>
+        <w:rPr>
+          <w:rFonts w:ascii="Times New Roman" w:hAnsi="Times New Roman" w:cs="Times New Roman"/>
+          <w:sz w:val="24"/>
+          <w:szCs w:val="24"/>
+        </w:rPr>
+        <w:t>}{</w:t>
+      </w:r>
+      <w:r>
+        <w:rPr>
+          <w:rFonts w:ascii="Times New Roman" w:hAnsi="Times New Roman" w:cs="Times New Roman"/>
+          <w:sz w:val="24"/>
+          <w:szCs w:val="24"/>
+        </w:rPr>
+        <w:t>{#owner3.fullName}</w:t>
+      </w:r>
+      <w:r>
+        <w:rPr>
+          <w:rFonts w:ascii="Times New Roman" w:hAnsi="Times New Roman" w:cs="Times New Roman"/>
+          <w:sz w:val="24"/>
+          <w:szCs w:val="24"/>
+        </w:rPr>
+        <w:t>}</w:t>
+      </w:r>
+    </w:p>
+    <w:p>
+      <w:pPr>
+        <w:pStyle w:val="af4"/>
+        <w:jc w:val="both"/>
+        <w:rPr>
+          <w:rFonts w:ascii="Times New Roman" w:hAnsi="Times New Roman" w:cs="Times New Roman"/>
+          <w:sz w:val="24"/>
+          <w:szCs w:val="24"/>
+        </w:rPr>
+      </w:pPr>
+      <w:r>
+        <w:rPr>
+          <w:rFonts w:ascii="Times New Roman" w:hAnsi="Times New Roman" w:cs="Times New Roman"/>
+          <w:sz w:val="24"/>
+          <w:szCs w:val="24"/>
+        </w:rPr>
+        <w:t>Потребитель _______________________/ {{owner3.signatoryInitials}}</w:t>
+      </w:r>
+    </w:p>
+    <w:p>
+      <w:pPr>
+        <w:pStyle w:val="af4"/>
+        <w:jc w:val="both"/>
+        <w:rPr>
+          <w:rFonts w:ascii="Times New Roman" w:hAnsi="Times New Roman" w:cs="Times New Roman"/>
+          <w:sz w:val="24"/>
+          <w:szCs w:val="24"/>
+        </w:rPr>
+      </w:pPr>
+      <w:r>
+        <w:rPr>
+          <w:rFonts w:ascii="Times New Roman" w:hAnsi="Times New Roman" w:cs="Times New Roman"/>
+          <w:sz w:val="24"/>
+          <w:szCs w:val="24"/>
+        </w:rPr>
+        <w:t>{</w:t>
+      </w:r>
+      <w:r>
+        <w:rPr>
+          <w:rFonts w:ascii="Times New Roman" w:hAnsi="Times New Roman" w:cs="Times New Roman"/>
+          <w:sz w:val="24"/>
+          <w:szCs w:val="24"/>
+        </w:rPr>
+        <w:t>{/owner3.fullName}</w:t>
+      </w:r>
+      <w:r>
+        <w:rPr>
+          <w:rFonts w:ascii="Times New Roman" w:hAnsi="Times New Roman" w:cs="Times New Roman"/>
+          <w:sz w:val="24"/>
+          <w:szCs w:val="24"/>
+        </w:rPr>
+        <w:t>}</w:t>
+      </w:r>
+    </w:p>
+    <w:bookmarkEnd w:id="3"/>
     <w:p>
       <w:pPr>
         <w:tabs>
@@ -399,33 +896,7 @@
         </w:tabs>
         <w:jc w:val="both"/>
         <w:rPr>
-          <w:lang w:val="ru-RU"/>
-        </w:rPr>
-      </w:pPr>
-      <w:proofErr w:type="spellStart"/>
-      <w:r>
-        <w:rPr>
-          <w:lang w:val="ru-RU"/>
-        </w:rPr>
-        <w:t>м.п</w:t>
-      </w:r>
-      <w:proofErr w:type="spellEnd"/>
-      <w:r>
-        <w:rPr>
-          <w:lang w:val="ru-RU"/>
-        </w:rPr>
-        <w:t>.</w:t>
-      </w:r>
-    </w:p>
-    <w:bookmarkEnd w:id="0"/>
-    <w:p>
-      <w:pPr>
-        <w:tabs>
-          <w:tab w:val="left" w:pos="756"/>
-        </w:tabs>
-        <w:jc w:val="both"/>
-        <w:rPr>
-          <w:lang w:val="ru-RU"/>
+          <w:lang w:val="ru-BY"/>
         </w:rPr>
       </w:pPr>
     </w:p>
@@ -436,8 +907,55 @@
         </w:tabs>
         <w:jc w:val="both"/>
         <w:rPr>
-          <w:lang w:val="ru-RU"/>
-        </w:rPr>
+          <w:lang w:val="ru-BY"/>
+        </w:rPr>
+      </w:pPr>
+    </w:p>
+    <w:p>
+      <w:pPr>
+        <w:tabs>
+          <w:tab w:val="left" w:pos="756"/>
+        </w:tabs>
+        <w:jc w:val="both"/>
+        <w:rPr>
+          <w:lang w:val="ru-BY"/>
+        </w:rPr>
+      </w:pPr>
+      <w:r>
+        <w:rPr>
+          <w:sz w:val="24"/>
+          <w:szCs w:val="24"/>
+        </w:rPr>
+        <w:t>Исполнитель _______________________/</w:t>
+      </w:r>
+      <w:r>
+        <w:rPr>
+          <w:sz w:val="24"/>
+          <w:szCs w:val="24"/>
+        </w:rPr>
+        <w:t xml:space="preserve"> </w:t>
+      </w:r>
+      <w:r>
+        <w:rPr>
+          <w:sz w:val="24"/>
+          <w:szCs w:val="24"/>
+        </w:rPr>
+        <w:t>Турко О.Р.</w:t>
+      </w:r>
+      <w:r>
+        <w:rPr>
+          <w:sz w:val="24"/>
+          <w:szCs w:val="24"/>
+        </w:rPr>
+        <w:tab/>
+      </w:r>
+    </w:p>
+    <w:p>
+      <w:pPr>
+        <w:tabs>
+          <w:tab w:val="left" w:pos="756"/>
+        </w:tabs>
+        <w:jc w:val="both"/>
       </w:pPr>
     </w:p>
     <w:bookmarkEnd w:id="1"/>
@@ -447,9 +965,6 @@
           <w:tab w:val="left" w:pos="756"/>
         </w:tabs>
         <w:jc w:val="both"/>
-        <w:rPr>
-          <w:lang w:val="ru-RU"/>
-        </w:rPr>
       </w:pPr>
     </w:p>
     <w:sectPr>
@@ -462,7 +977,7 @@
 </file>
 
 <file path=word/numbering.xml><?xml version="1.0" encoding="utf-8"?>
-<w:numbering xmlns:wpc="http://schemas.microsoft.com/office/word/2010/wordprocessingCanvas" xmlns:cx="http://schemas.microsoft.com/office/drawing/2014/chartex" xmlns:cx1="http://schemas.microsoft.com/office/drawing/2015/9/8/chartex" xmlns:cx2="http://schemas.microsoft.com/office/drawing/2015/10/21/chartex" xmlns:cx3="http://schemas.microsoft.com/office/drawing/2016/5/9/chartex" xmlns:cx4="http://schemas.microsoft.com/office/drawing/2016/5/10/chartex" xmlns:cx5="http://schemas.microsoft.com/office/drawing/2016/5/11/chartex" xmlns:cx6="http://schemas.microsoft.com/office/drawing/2016/5/12/chartex" xmlns:cx7="http://schemas.microsoft.com/office/drawing/2016/5/13/chartex" xmlns:cx8="http://schemas.microsoft.com/office/drawing/2016/5/14/chartex" xmlns:mc="http://schemas.openxmlformats.org/markup-compatibility/2006" xmlns:aink="http://schemas.microsoft.com/office/drawing/2016/ink" xmlns:am3d="http://schemas.microsoft.com/office/drawing/2017/model3d" xmlns:o="urn:schemas-microsoft-com:office:office" xmlns:r="http://schemas.openxmlformats.org/officeDocument/2006/relationships" xmlns:m="http://schemas.openxmlformats.org/officeDocument/2006/math" xmlns:v="urn:schemas-microsoft-com:vml" xmlns:wp14="http://schemas.microsoft.com/office/word/2010/wordprocessingDrawing" xmlns:wp="http://schemas.openxmlformats.org/drawingml/2006/wordprocessingDrawing" xmlns:w10="urn:schemas-microsoft-com:office:word" xmlns:w="http://schemas.openxmlformats.org/wordprocessingml/2006/main" xmlns:w14="http://schemas.microsoft.com/office/word/2010/wordml" xmlns:w15="http://schemas.microsoft.com/office/word/2012/wordml" xmlns:w16cex="http://schemas.microsoft.com/office/word/2018/wordml/cex" xmlns:w16cid="http://schemas.microsoft.com/office/word/2016/wordml/cid" xmlns:w16="http://schemas.microsoft.com/office/word/2018/wordml" xmlns:w16sdtdh="http://schemas.microsoft.com/office/word/2020/wordml/sdtdatahash" xmlns:w16se="http://schemas.microsoft.com/office/word/2015/wordml/symex" xmlns:wpg="http://schemas.microsoft.com/office/word/2010/wordprocessingGroup" xmlns:wpi="http://schemas.microsoft.com/office/word/2010/wordprocessingInk" xmlns:wne="http://schemas.microsoft.com/office/word/2006/wordml" xmlns:wps="http://schemas.microsoft.com/office/word/2010/wordprocessingShape" mc:Ignorable="w14 w15 w16se w16cid w16 w16cex w16sdtdh wp14">
+<w:numbering xmlns:wpc="http://schemas.microsoft.com/office/word/2010/wordprocessingCanvas" xmlns:cx="http://schemas.microsoft.com/office/drawing/2014/chartex" xmlns:cx1="http://schemas.microsoft.com/office/drawing/2015/9/8/chartex" xmlns:cx2="http://schemas.microsoft.com/office/drawing/2015/10/21/chartex" xmlns:cx3="http://schemas.microsoft.com/office/drawing/2016/5/9/chartex" xmlns:cx4="http://schemas.microsoft.com/office/drawing/2016/5/10/chartex" xmlns:cx5="http://schemas.microsoft.com/office/drawing/2016/5/11/chartex" xmlns:cx6="http://schemas.microsoft.com/office/drawing/2016/5/12/chartex" xmlns:cx7="http://schemas.microsoft.com/office/drawing/2016/5/13/chartex" xmlns:cx8="http://schemas.microsoft.com/office/drawing/2016/5/14/chartex" xmlns:mc="http://schemas.openxmlformats.org/markup-compatibility/2006" xmlns:aink="http://schemas.microsoft.com/office/drawing/2016/ink" xmlns:am3d="http://schemas.microsoft.com/office/drawing/2017/model3d" xmlns:o="urn:schemas-microsoft-com:office:office" xmlns:oel="http://schemas.microsoft.com/office/2019/extlst" xmlns:r="http://schemas.openxmlformats.org/officeDocument/2006/relationships" xmlns:m="http://schemas.openxmlformats.org/officeDocument/2006/math" xmlns:v="urn:schemas-microsoft-com:vml" xmlns:wp14="http://schemas.microsoft.com/office/word/2010/wordprocessingDrawing" xmlns:wp="http://schemas.openxmlformats.org/drawingml/2006/wordprocessingDrawing" xmlns:w10="urn:schemas-microsoft-com:office:word" xmlns:w="http://schemas.openxmlformats.org/wordprocessingml/2006/main" xmlns:w14="http://schemas.microsoft.com/office/word/2010/wordml" xmlns:w15="http://schemas.microsoft.com/office/word/2012/wordml" xmlns:w16cei="http://schemas.microsoft.com/office/word/2026/wordml/cei" xmlns:w16cex="http://schemas.microsoft.com/office/word/2018/wordml/cex" xmlns:w16cid="http://schemas.microsoft.com/office/word/2016/wordml/cid" xmlns:w16="http://schemas.microsoft.com/office/word/2018/wordml" xmlns:w16du="http://schemas.microsoft.com/office/word/2023/wordml/word16du" xmlns:w16sdtdh="http://schemas.microsoft.com/office/word/2020/wordml/sdtdatahash" xmlns:w16sdtfl="http://schemas.microsoft.com/office/word/2024/wordml/sdtformatlock" xmlns:w16se="http://schemas.microsoft.com/office/word/2015/wordml/symex" xmlns:wpg="http://schemas.microsoft.com/office/word/2010/wordprocessingGroup" xmlns:wpi="http://schemas.microsoft.com/office/word/2010/wordprocessingInk" xmlns:wne="http://schemas.microsoft.com/office/word/2006/wordml" xmlns:wps="http://schemas.microsoft.com/office/word/2010/wordprocessingShape" mc:Ignorable="w14 w15 w16se w16cid w16 w16cex w16sdtdh w16sdtfl w16du wp14">
   <w:abstractNum w:abstractNumId="0" w15:restartNumberingAfterBreak="0">
     <w:nsid w:val="68AB2F0F"/>
     <w:multiLevelType w:val="singleLevel"/>
@@ -483,14 +998,14 @@
       </w:rPr>
     </w:lvl>
   </w:abstractNum>
-  <w:num w:numId="1">
+  <w:num w:numId="1" w16cid:durableId="1194687347">
     <w:abstractNumId w:val="0"/>
   </w:num>
 </w:numbering>
 </file>
 
 <file path=word/styles.xml><?xml version="1.0" encoding="utf-8"?>
-<w:styles xmlns:mc="http://schemas.openxmlformats.org/markup-compatibility/2006" xmlns:r="http://schemas.openxmlformats.org/officeDocument/2006/relationships" xmlns:w="http://schemas.openxmlformats.org/wordprocessingml/2006/main" xmlns:w14="http://schemas.microsoft.com/office/word/2010/wordml" xmlns:w15="http://schemas.microsoft.com/office/word/2012/wordml" xmlns:w16cex="http://schemas.microsoft.com/office/word/2018/wordml/cex" xmlns:w16cid="http://schemas.microsoft.com/office/word/2016/wordml/cid" xmlns:w16="http://schemas.microsoft.com/office/word/2018/wordml" xmlns:w16sdtdh="http://schemas.microsoft.com/office/word/2020/wordml/sdtdatahash" xmlns:w16se="http://schemas.microsoft.com/office/word/2015/wordml/symex" mc:Ignorable="w14 w15 w16se w16cid w16 w16cex w16sdtdh">
+<w:styles xmlns:mc="http://schemas.openxmlformats.org/markup-compatibility/2006" xmlns:r="http://schemas.openxmlformats.org/officeDocument/2006/relationships" xmlns:w="http://schemas.openxmlformats.org/wordprocessingml/2006/main" xmlns:w14="http://schemas.microsoft.com/office/word/2010/wordml" xmlns:w15="http://schemas.microsoft.com/office/word/2012/wordml" xmlns:w16cex="http://schemas.microsoft.com/office/word/2018/wordml/cex" xmlns:w16cid="http://schemas.microsoft.com/office/word/2016/wordml/cid" xmlns:w16="http://schemas.microsoft.com/office/word/2018/wordml" xmlns:w16du="http://schemas.microsoft.com/office/word/2023/wordml/word16du" xmlns:w16sdtdh="http://schemas.microsoft.com/office/word/2020/wordml/sdtdatahash" xmlns:w16sdtfl="http://schemas.microsoft.com/office/word/2024/wordml/sdtformatlock" xmlns:w16se="http://schemas.microsoft.com/office/word/2015/wordml/symex" mc:Ignorable="w14 w15 w16se w16cid w16 w16cex w16sdtdh w16sdtfl w16du">
   <w:docDefaults>
     <w:rPrDefault>
       <w:rPr>
@@ -979,7 +1494,6 @@
   <w:style w:type="character" w:default="1" w:styleId="a0">
     <w:name w:val="Default Paragraph Font"/>
     <w:uiPriority w:val="1"/>
-    <w:semiHidden/>
     <w:unhideWhenUsed/>
   </w:style>
   <w:style w:type="table" w:default="1" w:styleId="a1">
@@ -1589,6 +2103,21 @@
       <w:rFonts w:ascii="XO Thames" w:hAnsi="XO Thames"/>
       <w:b/>
       <w:sz w:val="28"/>
+    </w:rPr>
+  </w:style>
+  <w:style w:type="paragraph" w:styleId="af4">
+    <w:name w:val="No Spacing"/>
+    <w:uiPriority w:val="1"/>
+    <w:qFormat/>
+    <w:rsid w:val="009124C6"/>
+    <w:rPr>
+      <w:rFonts w:asciiTheme="minorHAnsi" w:eastAsiaTheme="minorHAnsi" w:hAnsiTheme="minorHAnsi" w:cstheme="minorBidi"/>
+      <w:color w:val="auto"/>
+      <w:kern w:val="2"/>
+      <w:sz w:val="22"/>
+      <w:szCs w:val="22"/>
+      <w:lang w:val="ru-BY"/>
+      <w14:ligatures w14:val="standardContextual"/>
     </w:rPr>
   </w:style>
 </w:styles>
